--- a/resources/templates/template_003_入党积极分子备案表.docx
+++ b/resources/templates/template_003_入党积极分子备案表.docx
@@ -435,7 +435,7 @@
                 <w:u w:val="single"/>
                 <w:lang w:val="en-US" w:eastAsia="zh-CN"/>
               </w:rPr>
-              <w:t>{{党员推荐情况-会议日期}}</w:t>
+              <w:t>{{党员推荐情况_会议日期}}</w:t>
             </w:r>
             <w:r>
               <w:rPr>
@@ -479,7 +479,7 @@
                 <w:u w:val="single"/>
                 <w:lang w:val="en-US" w:eastAsia="zh-CN"/>
               </w:rPr>
-              <w:t>{{党员推荐情况-应到人数}}</w:t>
+              <w:t>{{党员推荐情况_应到人数}}</w:t>
             </w:r>
             <w:r>
               <w:rPr>
@@ -524,7 +524,7 @@
                 <w:u w:val="single"/>
                 <w:lang w:val="en-US" w:eastAsia="zh-CN"/>
               </w:rPr>
-              <w:t>{{党员推荐情况-实到人数}}</w:t>
+              <w:t>{{党员推荐情况_实到人数}}</w:t>
             </w:r>
             <w:r>
               <w:rPr>
@@ -576,7 +576,7 @@
                 <w:u w:val="single"/>
                 <w:lang w:val="en-US" w:eastAsia="zh-CN"/>
               </w:rPr>
-              <w:t>{{党员推荐情况-同意推荐的人数}}</w:t>
+              <w:t>{{党员推荐情况_同意推荐的人数}}</w:t>
             </w:r>
             <w:r>
               <w:rPr>
@@ -753,7 +753,7 @@
                 <w:u w:val="none"/>
                 <w:lang w:val="en-US" w:eastAsia="zh-CN"/>
               </w:rPr>
-              <w:t>{{党员推荐情况-会议日期}}</w:t>
+              <w:t>{{党员推荐情况_会议日期}}</w:t>
             </w:r>
           </w:p>
         </w:tc>
@@ -889,7 +889,7 @@
                 <w:u w:val="single"/>
                 <w:lang w:val="en-US" w:eastAsia="zh-CN" w:bidi="ar"/>
               </w:rPr>
-              <w:t>{{党支部意见-会议日期}}</w:t>
+              <w:t>{{党支部意见_会议日期}}</w:t>
             </w:r>
             <w:r>
               <w:rPr>
@@ -910,7 +910,7 @@
                 <w:u w:val="single"/>
                 <w:lang w:val="en-US" w:eastAsia="zh-CN" w:bidi="ar"/>
               </w:rPr>
-              <w:t>{{党支部意见-会议形式}}</w:t>
+              <w:t>{{党支部意见_会议形式}}</w:t>
             </w:r>
             <w:r>
               <w:rPr>
@@ -1132,7 +1132,7 @@
                 <w:u w:val="none"/>
                 <w:lang w:val="en-US" w:eastAsia="zh-CN"/>
               </w:rPr>
-              <w:t>{{党支部意见-会议日期}}</w:t>
+              <w:t>{{党支部意见_会议日期}}</w:t>
             </w:r>
           </w:p>
         </w:tc>
@@ -1305,7 +1305,7 @@
                 <w:highlight w:val="none"/>
                 <w:lang w:val="en-US" w:eastAsia="zh-CN"/>
               </w:rPr>
-              <w:t>{{上级党委意见-意见内容}}</w:t>
+              <w:t>{{上级党委意见_意见内容}}</w:t>
             </w:r>
           </w:p>
           <w:p>
@@ -1365,96 +1365,96 @@
                 <w:highlight w:val="none"/>
                 <w:lang w:val="en-US" w:eastAsia="zh-CN"/>
               </w:rPr>
-              <w:t xml:space="preserve">              </w:t>
+              <w:t xml:space="preserve">               </w:t>
+            </w:r>
+            <w:r>
+              <w:rPr>
+                <w:rFonts w:hint="default" w:ascii="宋体" w:hAnsi="宋体"/>
+                <w:kern w:val="0"/>
+                <w:sz w:val="28"/>
+                <w:szCs w:val="28"/>
+                <w:highlight w:val="none"/>
+              </w:rPr>
+              <w:t xml:space="preserve"> </w:t>
+            </w:r>
+            <w:r>
+              <w:rPr>
+                <w:rFonts w:hint="eastAsia" w:ascii="仿宋_GB2312" w:hAnsi="仿宋_GB2312" w:eastAsia="仿宋_GB2312" w:cs="仿宋_GB2312"/>
+                <w:sz w:val="24"/>
+                <w:szCs w:val="24"/>
+                <w:highlight w:val="none"/>
+                <w:u w:val="none"/>
+              </w:rPr>
+              <w:t>（盖章）</w:t>
+            </w:r>
+          </w:p>
+          <w:p>
+            <w:pPr>
+              <w:spacing w:line="400" w:lineRule="exact"/>
+              <w:ind w:right="560" w:firstLine="240" w:firstLineChars="100"/>
+              <w:rPr>
+                <w:rFonts w:hint="eastAsia" w:ascii="仿宋_GB2312" w:hAnsi="仿宋_GB2312" w:eastAsia="仿宋_GB2312" w:cs="仿宋_GB2312"/>
+                <w:sz w:val="24"/>
+                <w:szCs w:val="24"/>
+                <w:highlight w:val="none"/>
+                <w:u w:val="none"/>
+                <w:lang w:val="en-US" w:eastAsia="zh-CN"/>
+              </w:rPr>
+            </w:pPr>
+            <w:r>
+              <w:rPr>
+                <w:rFonts w:hint="eastAsia" w:ascii="仿宋_GB2312" w:hAnsi="仿宋_GB2312" w:eastAsia="仿宋_GB2312" w:cs="仿宋_GB2312"/>
+                <w:sz w:val="24"/>
+                <w:szCs w:val="24"/>
+                <w:highlight w:val="none"/>
+                <w:u w:val="none"/>
+              </w:rPr>
+              <w:t xml:space="preserve">                           </w:t>
+            </w:r>
+            <w:r>
+              <w:rPr>
+                <w:rFonts w:hint="eastAsia" w:ascii="仿宋_GB2312" w:hAnsi="仿宋_GB2312" w:eastAsia="仿宋_GB2312" w:cs="仿宋_GB2312"/>
+                <w:sz w:val="24"/>
+                <w:szCs w:val="24"/>
+                <w:highlight w:val="none"/>
+                <w:u w:val="none"/>
+                <w:lang w:val="en-US" w:eastAsia="zh-CN"/>
+              </w:rPr>
+              <w:t xml:space="preserve"> </w:t>
+            </w:r>
+            <w:r>
+              <w:rPr>
+                <w:rFonts w:hint="default" w:ascii="仿宋_GB2312" w:hAnsi="仿宋_GB2312" w:eastAsia="仿宋_GB2312" w:cs="仿宋_GB2312"/>
+                <w:sz w:val="24"/>
+                <w:szCs w:val="24"/>
+                <w:highlight w:val="none"/>
+                <w:u w:val="none"/>
+              </w:rPr>
+              <w:t xml:space="preserve"> </w:t>
+            </w:r>
+            <w:r>
+              <w:rPr>
+                <w:rFonts w:hint="eastAsia" w:ascii="仿宋_GB2312" w:hAnsi="仿宋_GB2312" w:eastAsia="仿宋_GB2312" w:cs="仿宋_GB2312"/>
+                <w:sz w:val="24"/>
+                <w:szCs w:val="24"/>
+                <w:highlight w:val="none"/>
+                <w:u w:val="none"/>
+                <w:lang w:val="en-US" w:eastAsia="zh-CN"/>
+              </w:rPr>
+              <w:t>{{上级党委意见_</w:t>
             </w:r>
             <w:bookmarkStart w:id="0" w:name="_GoBack"/>
             <w:bookmarkEnd w:id="0"/>
             <w:r>
               <w:rPr>
-                <w:rFonts w:hint="eastAsia" w:ascii="宋体" w:hAnsi="宋体"/>
-                <w:kern w:val="0"/>
-                <w:sz w:val="28"/>
-                <w:szCs w:val="28"/>
-                <w:highlight w:val="none"/>
-                <w:lang w:val="en-US" w:eastAsia="zh-CN"/>
-              </w:rPr>
-              <w:t xml:space="preserve"> </w:t>
-            </w:r>
-            <w:r>
-              <w:rPr>
-                <w:rFonts w:hint="default" w:ascii="宋体" w:hAnsi="宋体"/>
-                <w:kern w:val="0"/>
-                <w:sz w:val="28"/>
-                <w:szCs w:val="28"/>
-                <w:highlight w:val="none"/>
-              </w:rPr>
-              <w:t xml:space="preserve"> </w:t>
-            </w:r>
-            <w:r>
-              <w:rPr>
-                <w:rFonts w:hint="eastAsia" w:ascii="仿宋_GB2312" w:hAnsi="仿宋_GB2312" w:eastAsia="仿宋_GB2312" w:cs="仿宋_GB2312"/>
-                <w:sz w:val="24"/>
-                <w:szCs w:val="24"/>
-                <w:highlight w:val="none"/>
-                <w:u w:val="none"/>
-              </w:rPr>
-              <w:t>（盖章）</w:t>
-            </w:r>
-          </w:p>
-          <w:p>
-            <w:pPr>
-              <w:spacing w:line="400" w:lineRule="exact"/>
-              <w:ind w:right="560" w:firstLine="240" w:firstLineChars="100"/>
-              <w:rPr>
-                <w:rFonts w:hint="eastAsia" w:ascii="仿宋_GB2312" w:hAnsi="仿宋_GB2312" w:eastAsia="仿宋_GB2312" w:cs="仿宋_GB2312"/>
-                <w:sz w:val="24"/>
-                <w:szCs w:val="24"/>
-                <w:highlight w:val="none"/>
-                <w:u w:val="none"/>
-                <w:lang w:val="en-US" w:eastAsia="zh-CN"/>
-              </w:rPr>
-            </w:pPr>
-            <w:r>
-              <w:rPr>
-                <w:rFonts w:hint="eastAsia" w:ascii="仿宋_GB2312" w:hAnsi="仿宋_GB2312" w:eastAsia="仿宋_GB2312" w:cs="仿宋_GB2312"/>
-                <w:sz w:val="24"/>
-                <w:szCs w:val="24"/>
-                <w:highlight w:val="none"/>
-                <w:u w:val="none"/>
-              </w:rPr>
-              <w:t xml:space="preserve">                           </w:t>
-            </w:r>
-            <w:r>
-              <w:rPr>
-                <w:rFonts w:hint="eastAsia" w:ascii="仿宋_GB2312" w:hAnsi="仿宋_GB2312" w:eastAsia="仿宋_GB2312" w:cs="仿宋_GB2312"/>
-                <w:sz w:val="24"/>
-                <w:szCs w:val="24"/>
-                <w:highlight w:val="none"/>
-                <w:u w:val="none"/>
-                <w:lang w:val="en-US" w:eastAsia="zh-CN"/>
-              </w:rPr>
-              <w:t xml:space="preserve"> </w:t>
-            </w:r>
-            <w:r>
-              <w:rPr>
-                <w:rFonts w:hint="default" w:ascii="仿宋_GB2312" w:hAnsi="仿宋_GB2312" w:eastAsia="仿宋_GB2312" w:cs="仿宋_GB2312"/>
-                <w:sz w:val="24"/>
-                <w:szCs w:val="24"/>
-                <w:highlight w:val="none"/>
-                <w:u w:val="none"/>
-              </w:rPr>
-              <w:t xml:space="preserve"> </w:t>
-            </w:r>
-            <w:r>
-              <w:rPr>
-                <w:rFonts w:hint="eastAsia" w:ascii="仿宋_GB2312" w:hAnsi="仿宋_GB2312" w:eastAsia="仿宋_GB2312" w:cs="仿宋_GB2312"/>
-                <w:sz w:val="24"/>
-                <w:szCs w:val="24"/>
-                <w:highlight w:val="none"/>
-                <w:u w:val="none"/>
-                <w:lang w:val="en-US" w:eastAsia="zh-CN"/>
-              </w:rPr>
-              <w:t>{{上级党委意见-填写日期}}</w:t>
+                <w:rFonts w:hint="eastAsia" w:ascii="仿宋_GB2312" w:hAnsi="仿宋_GB2312" w:eastAsia="仿宋_GB2312" w:cs="仿宋_GB2312"/>
+                <w:sz w:val="24"/>
+                <w:szCs w:val="24"/>
+                <w:highlight w:val="none"/>
+                <w:u w:val="none"/>
+                <w:lang w:val="en-US" w:eastAsia="zh-CN"/>
+              </w:rPr>
+              <w:t>填写日期}}</w:t>
             </w:r>
           </w:p>
           <w:p>
@@ -1743,7 +1743,7 @@
     <w:lsdException w:unhideWhenUsed="0" w:uiPriority="0" w:semiHidden="0" w:name="HTML Sample"/>
     <w:lsdException w:unhideWhenUsed="0" w:uiPriority="0" w:semiHidden="0" w:name="HTML Typewriter"/>
     <w:lsdException w:unhideWhenUsed="0" w:uiPriority="0" w:semiHidden="0" w:name="HTML Variable"/>
-    <w:lsdException w:unhideWhenUsed="0" w:uiPriority="0" w:name="Normal Table"/>
+    <w:lsdException w:qFormat="1" w:unhideWhenUsed="0" w:uiPriority="0" w:name="Normal Table"/>
     <w:lsdException w:unhideWhenUsed="0" w:uiPriority="0" w:semiHidden="0" w:name="annotation subject"/>
     <w:lsdException w:unhideWhenUsed="0" w:uiPriority="0" w:semiHidden="0" w:name="Table Simple 1"/>
     <w:lsdException w:unhideWhenUsed="0" w:uiPriority="0" w:semiHidden="0" w:name="Table Simple 2"/>
@@ -1913,6 +1913,7 @@
   <w:style w:type="table" w:default="1" w:styleId="4">
     <w:name w:val="Normal Table"/>
     <w:semiHidden/>
+    <w:qFormat/>
     <w:uiPriority w:val="0"/>
     <w:tblPr>
       <w:tblCellMar>

--- a/resources/templates/template_003_入党积极分子备案表.docx
+++ b/resources/templates/template_003_入党积极分子备案表.docx
@@ -356,7 +356,7 @@
           </w:tblCellMar>
         </w:tblPrEx>
         <w:trPr>
-          <w:trHeight w:val="3402" w:hRule="exact"/>
+          <w:trHeight w:val="3347" w:hRule="exact"/>
           <w:jc w:val="center"/>
         </w:trPr>
         <w:tc>
@@ -400,7 +400,7 @@
               <w:right w:val="single" w:color="auto" w:sz="4" w:space="0"/>
             </w:tcBorders>
             <w:noWrap w:val="0"/>
-            <w:vAlign w:val="center"/>
+            <w:vAlign w:val="top"/>
           </w:tcPr>
           <w:p>
             <w:pPr>
@@ -408,255 +408,13 @@
               <w:ind w:firstLine="560"/>
               <w:jc w:val="left"/>
               <w:rPr>
-                <w:rFonts w:hint="default" w:ascii="仿宋_GB2312" w:hAnsi="仿宋_GB2312" w:eastAsia="仿宋_GB2312" w:cs="仿宋_GB2312"/>
-                <w:sz w:val="24"/>
-                <w:szCs w:val="24"/>
-                <w:highlight w:val="none"/>
-                <w:u w:val="none"/>
-              </w:rPr>
-            </w:pPr>
-            <w:r>
-              <w:rPr>
-                <w:rFonts w:hint="eastAsia" w:ascii="仿宋_GB2312" w:hAnsi="仿宋_GB2312" w:eastAsia="仿宋_GB2312" w:cs="仿宋_GB2312"/>
-                <w:kern w:val="0"/>
-                <w:sz w:val="24"/>
-                <w:szCs w:val="24"/>
-                <w:highlight w:val="none"/>
-              </w:rPr>
-              <w:t>党支部于</w:t>
-            </w:r>
-            <w:r>
-              <w:rPr>
-                <w:rFonts w:hint="eastAsia" w:ascii="仿宋_GB2312" w:hAnsi="仿宋_GB2312" w:eastAsia="仿宋_GB2312" w:cs="仿宋_GB2312"/>
-                <w:kern w:val="0"/>
-                <w:sz w:val="24"/>
-                <w:szCs w:val="24"/>
-                <w:highlight w:val="none"/>
-                <w:u w:val="single"/>
-                <w:lang w:val="en-US" w:eastAsia="zh-CN"/>
-              </w:rPr>
-              <w:t>{{党员推荐情况_会议日期}}</w:t>
-            </w:r>
-            <w:r>
-              <w:rPr>
-                <w:rFonts w:hint="eastAsia" w:ascii="仿宋_GB2312" w:hAnsi="仿宋_GB2312" w:eastAsia="仿宋_GB2312" w:cs="仿宋_GB2312"/>
-                <w:kern w:val="0"/>
-                <w:sz w:val="24"/>
-                <w:szCs w:val="24"/>
-                <w:highlight w:val="none"/>
-                <w:u w:val="none"/>
-              </w:rPr>
-              <w:t>组织党员推荐，</w:t>
-            </w:r>
-            <w:r>
-              <w:rPr>
-                <w:rFonts w:hint="eastAsia" w:ascii="仿宋_GB2312" w:hAnsi="仿宋_GB2312" w:eastAsia="仿宋_GB2312" w:cs="仿宋_GB2312"/>
-                <w:kern w:val="0"/>
-                <w:sz w:val="24"/>
-                <w:szCs w:val="24"/>
-                <w:highlight w:val="none"/>
-              </w:rPr>
-              <w:t>应到党员</w:t>
-            </w:r>
-            <w:r>
-              <w:rPr>
-                <w:rFonts w:hint="eastAsia" w:ascii="仿宋_GB2312" w:hAnsi="仿宋_GB2312" w:eastAsia="仿宋_GB2312" w:cs="仿宋_GB2312"/>
-                <w:kern w:val="0"/>
-                <w:sz w:val="24"/>
-                <w:szCs w:val="24"/>
-                <w:highlight w:val="none"/>
-                <w:u w:val="single"/>
-              </w:rPr>
-              <w:t xml:space="preserve"> </w:t>
-            </w:r>
-            <w:r>
-              <w:rPr>
-                <w:rFonts w:hint="eastAsia" w:ascii="仿宋_GB2312" w:hAnsi="仿宋_GB2312" w:eastAsia="仿宋_GB2312" w:cs="仿宋_GB2312"/>
-                <w:kern w:val="0"/>
-                <w:sz w:val="24"/>
-                <w:szCs w:val="24"/>
-                <w:highlight w:val="none"/>
-                <w:u w:val="single"/>
-                <w:lang w:val="en-US" w:eastAsia="zh-CN"/>
-              </w:rPr>
-              <w:t>{{党员推荐情况_应到人数}}</w:t>
-            </w:r>
-            <w:r>
-              <w:rPr>
-                <w:rFonts w:hint="eastAsia" w:ascii="仿宋_GB2312" w:hAnsi="仿宋_GB2312" w:eastAsia="仿宋_GB2312" w:cs="仿宋_GB2312"/>
-                <w:kern w:val="0"/>
-                <w:sz w:val="24"/>
-                <w:szCs w:val="24"/>
-                <w:highlight w:val="none"/>
-                <w:u w:val="single"/>
-              </w:rPr>
-              <w:t xml:space="preserve"> </w:t>
-            </w:r>
-            <w:r>
-              <w:rPr>
-                <w:rFonts w:hint="eastAsia" w:ascii="仿宋_GB2312" w:hAnsi="仿宋_GB2312" w:eastAsia="仿宋_GB2312" w:cs="仿宋_GB2312"/>
-                <w:kern w:val="0"/>
-                <w:sz w:val="24"/>
-                <w:szCs w:val="24"/>
-                <w:highlight w:val="none"/>
-                <w:u w:val="none"/>
-              </w:rPr>
-              <w:t>名，实到党员</w:t>
-            </w:r>
-            <w:r>
-              <w:rPr>
-                <w:rFonts w:hint="eastAsia" w:ascii="仿宋_GB2312" w:hAnsi="仿宋_GB2312" w:eastAsia="仿宋_GB2312" w:cs="仿宋_GB2312"/>
-                <w:kern w:val="0"/>
-                <w:sz w:val="24"/>
-                <w:szCs w:val="24"/>
-                <w:highlight w:val="none"/>
-                <w:u w:val="single"/>
-              </w:rPr>
-              <w:t xml:space="preserve"> </w:t>
-            </w:r>
-            <w:r>
-              <w:rPr>
-                <w:rFonts w:hint="eastAsia" w:ascii="仿宋_GB2312" w:hAnsi="仿宋_GB2312" w:eastAsia="仿宋_GB2312" w:cs="仿宋_GB2312"/>
-                <w:kern w:val="0"/>
-                <w:sz w:val="24"/>
-                <w:szCs w:val="24"/>
-                <w:highlight w:val="none"/>
-                <w:u w:val="single"/>
-                <w:lang w:val="en-US" w:eastAsia="zh-CN"/>
-              </w:rPr>
-              <w:t>{{党员推荐情况_实到人数}}</w:t>
-            </w:r>
-            <w:r>
-              <w:rPr>
-                <w:rFonts w:hint="eastAsia" w:ascii="仿宋_GB2312" w:hAnsi="仿宋_GB2312" w:eastAsia="仿宋_GB2312" w:cs="仿宋_GB2312"/>
-                <w:kern w:val="0"/>
-                <w:sz w:val="24"/>
-                <w:szCs w:val="24"/>
-                <w:highlight w:val="none"/>
-                <w:u w:val="single"/>
-              </w:rPr>
-              <w:t xml:space="preserve"> </w:t>
-            </w:r>
-            <w:r>
-              <w:rPr>
-                <w:rFonts w:hint="eastAsia" w:ascii="仿宋_GB2312" w:hAnsi="仿宋_GB2312" w:eastAsia="仿宋_GB2312" w:cs="仿宋_GB2312"/>
-                <w:kern w:val="0"/>
-                <w:sz w:val="24"/>
-                <w:szCs w:val="24"/>
-                <w:highlight w:val="none"/>
-                <w:u w:val="none"/>
-              </w:rPr>
-              <w:t>名。</w:t>
-            </w:r>
-            <w:r>
-              <w:rPr>
-                <w:rFonts w:hint="default" w:ascii="仿宋_GB2312" w:hAnsi="仿宋_GB2312" w:eastAsia="仿宋_GB2312" w:cs="仿宋_GB2312"/>
-                <w:sz w:val="24"/>
-                <w:szCs w:val="24"/>
-                <w:highlight w:val="none"/>
-              </w:rPr>
-              <w:t>共有</w:t>
-            </w:r>
-            <w:r>
-              <w:rPr>
-                <w:rFonts w:hint="eastAsia" w:ascii="仿宋_GB2312" w:hAnsi="仿宋_GB2312" w:eastAsia="仿宋_GB2312" w:cs="仿宋_GB2312"/>
-                <w:sz w:val="24"/>
-                <w:szCs w:val="24"/>
-                <w:highlight w:val="none"/>
-                <w:u w:val="single"/>
-              </w:rPr>
-              <w:t xml:space="preserve"> </w:t>
-            </w:r>
-            <w:r>
-              <w:rPr>
-                <w:rFonts w:hint="eastAsia" w:ascii="仿宋_GB2312" w:hAnsi="仿宋_GB2312" w:eastAsia="仿宋_GB2312" w:cs="仿宋_GB2312"/>
-                <w:sz w:val="24"/>
-                <w:szCs w:val="24"/>
-                <w:highlight w:val="none"/>
-                <w:u w:val="single"/>
-                <w:lang w:val="en-US" w:eastAsia="zh-CN"/>
-              </w:rPr>
-              <w:t>{{党员推荐情况_同意推荐的人数}}</w:t>
-            </w:r>
-            <w:r>
-              <w:rPr>
-                <w:rFonts w:hint="eastAsia" w:ascii="仿宋_GB2312" w:hAnsi="仿宋_GB2312" w:eastAsia="仿宋_GB2312" w:cs="仿宋_GB2312"/>
-                <w:sz w:val="24"/>
-                <w:szCs w:val="24"/>
-                <w:highlight w:val="none"/>
-                <w:u w:val="single"/>
-              </w:rPr>
-              <w:t xml:space="preserve"> </w:t>
-            </w:r>
-            <w:r>
-              <w:rPr>
-                <w:rFonts w:hint="default" w:ascii="仿宋_GB2312" w:hAnsi="仿宋_GB2312" w:eastAsia="仿宋_GB2312" w:cs="仿宋_GB2312"/>
-                <w:sz w:val="24"/>
-                <w:szCs w:val="24"/>
-                <w:highlight w:val="none"/>
-              </w:rPr>
-              <w:t>名党员推荐</w:t>
-            </w:r>
-            <w:r>
-              <w:rPr>
-                <w:rFonts w:hint="eastAsia" w:ascii="仿宋_GB2312" w:hAnsi="仿宋_GB2312" w:eastAsia="仿宋_GB2312" w:cs="仿宋_GB2312"/>
-                <w:sz w:val="24"/>
-                <w:szCs w:val="24"/>
-                <w:highlight w:val="none"/>
-                <w:u w:val="single"/>
-              </w:rPr>
-              <w:t xml:space="preserve"> </w:t>
-            </w:r>
-            <w:r>
-              <w:rPr>
-                <w:rFonts w:hint="default" w:ascii="仿宋_GB2312" w:hAnsi="仿宋_GB2312" w:eastAsia="仿宋_GB2312" w:cs="仿宋_GB2312"/>
-                <w:sz w:val="24"/>
-                <w:szCs w:val="24"/>
-                <w:highlight w:val="none"/>
-                <w:u w:val="single"/>
-              </w:rPr>
-              <w:t xml:space="preserve"> </w:t>
-            </w:r>
-            <w:r>
-              <w:rPr>
-                <w:rFonts w:hint="eastAsia" w:ascii="仿宋_GB2312" w:hAnsi="仿宋_GB2312" w:eastAsia="仿宋_GB2312" w:cs="仿宋_GB2312"/>
-                <w:sz w:val="24"/>
-                <w:szCs w:val="24"/>
-                <w:highlight w:val="none"/>
-                <w:u w:val="single"/>
-                <w:lang w:val="en-US" w:eastAsia="zh-CN"/>
-              </w:rPr>
-              <w:t>{{姓名}}</w:t>
-            </w:r>
-            <w:r>
-              <w:rPr>
-                <w:rFonts w:hint="eastAsia" w:ascii="仿宋_GB2312" w:hAnsi="仿宋_GB2312" w:eastAsia="仿宋_GB2312" w:cs="仿宋_GB2312"/>
-                <w:sz w:val="24"/>
-                <w:szCs w:val="24"/>
-                <w:highlight w:val="none"/>
-                <w:u w:val="single"/>
-              </w:rPr>
-              <w:t xml:space="preserve">  </w:t>
-            </w:r>
-            <w:r>
-              <w:rPr>
-                <w:rFonts w:hint="default" w:ascii="仿宋_GB2312" w:hAnsi="仿宋_GB2312" w:eastAsia="仿宋_GB2312" w:cs="仿宋_GB2312"/>
-                <w:sz w:val="24"/>
-                <w:szCs w:val="24"/>
-                <w:highlight w:val="none"/>
-              </w:rPr>
-              <w:t>同志作为入党积极分子人选</w:t>
-            </w:r>
-            <w:r>
-              <w:rPr>
-                <w:rFonts w:hint="default" w:ascii="仿宋_GB2312" w:hAnsi="仿宋_GB2312" w:eastAsia="仿宋_GB2312" w:cs="仿宋_GB2312"/>
-                <w:sz w:val="24"/>
-                <w:szCs w:val="24"/>
-                <w:highlight w:val="none"/>
-                <w:u w:val="none"/>
-              </w:rPr>
-              <w:t xml:space="preserve">。           </w:t>
-            </w:r>
+                <w:rFonts w:hint="eastAsia" w:ascii="仿宋_GB2312" w:hAnsi="仿宋_GB2312" w:eastAsia="仿宋_GB2312" w:cs="仿宋_GB2312"/>
+                <w:kern w:val="0"/>
+                <w:sz w:val="24"/>
+                <w:szCs w:val="24"/>
+                <w:highlight w:val="none"/>
+              </w:rPr>
+            </w:pPr>
           </w:p>
           <w:p>
             <w:pPr>
@@ -664,11 +422,208 @@
               <w:ind w:firstLine="560"/>
               <w:jc w:val="left"/>
               <w:rPr>
+                <w:rFonts w:hint="eastAsia" w:ascii="仿宋_GB2312" w:hAnsi="仿宋_GB2312" w:eastAsia="仿宋_GB2312" w:cs="仿宋_GB2312"/>
+                <w:sz w:val="24"/>
+                <w:szCs w:val="24"/>
+                <w:highlight w:val="none"/>
+                <w:lang w:eastAsia="zh-CN"/>
+              </w:rPr>
+            </w:pPr>
+            <w:r>
+              <w:rPr>
+                <w:rFonts w:hint="eastAsia" w:ascii="仿宋_GB2312" w:hAnsi="仿宋_GB2312" w:eastAsia="仿宋_GB2312" w:cs="仿宋_GB2312"/>
+                <w:kern w:val="0"/>
+                <w:sz w:val="24"/>
+                <w:szCs w:val="24"/>
+                <w:highlight w:val="none"/>
+              </w:rPr>
+              <w:t>党支部于</w:t>
+            </w:r>
+            <w:r>
+              <w:rPr>
+                <w:rFonts w:hint="eastAsia" w:ascii="仿宋_GB2312" w:hAnsi="仿宋_GB2312" w:eastAsia="仿宋_GB2312" w:cs="仿宋_GB2312"/>
+                <w:kern w:val="0"/>
+                <w:sz w:val="24"/>
+                <w:szCs w:val="24"/>
+                <w:highlight w:val="none"/>
+                <w:u w:val="single"/>
+                <w:lang w:val="en-US" w:eastAsia="zh-CN"/>
+              </w:rPr>
+              <w:t>{{党员推荐情况_会议日期}}</w:t>
+            </w:r>
+            <w:r>
+              <w:rPr>
+                <w:rFonts w:hint="eastAsia" w:ascii="仿宋_GB2312" w:hAnsi="仿宋_GB2312" w:eastAsia="仿宋_GB2312" w:cs="仿宋_GB2312"/>
+                <w:kern w:val="0"/>
+                <w:sz w:val="24"/>
+                <w:szCs w:val="24"/>
+                <w:highlight w:val="none"/>
+                <w:u w:val="none"/>
+              </w:rPr>
+              <w:t>组织党员推荐，</w:t>
+            </w:r>
+            <w:r>
+              <w:rPr>
+                <w:rFonts w:hint="eastAsia" w:ascii="仿宋_GB2312" w:hAnsi="仿宋_GB2312" w:eastAsia="仿宋_GB2312" w:cs="仿宋_GB2312"/>
+                <w:kern w:val="0"/>
+                <w:sz w:val="24"/>
+                <w:szCs w:val="24"/>
+                <w:highlight w:val="none"/>
+              </w:rPr>
+              <w:t>应到党员</w:t>
+            </w:r>
+            <w:r>
+              <w:rPr>
+                <w:rFonts w:hint="eastAsia" w:ascii="仿宋_GB2312" w:hAnsi="仿宋_GB2312" w:eastAsia="仿宋_GB2312" w:cs="仿宋_GB2312"/>
+                <w:kern w:val="0"/>
+                <w:sz w:val="24"/>
+                <w:szCs w:val="24"/>
+                <w:highlight w:val="none"/>
+                <w:u w:val="single"/>
+              </w:rPr>
+              <w:t xml:space="preserve"> </w:t>
+            </w:r>
+            <w:r>
+              <w:rPr>
+                <w:rFonts w:hint="eastAsia" w:ascii="仿宋_GB2312" w:hAnsi="仿宋_GB2312" w:eastAsia="仿宋_GB2312" w:cs="仿宋_GB2312"/>
+                <w:kern w:val="0"/>
+                <w:sz w:val="24"/>
+                <w:szCs w:val="24"/>
+                <w:highlight w:val="none"/>
+                <w:u w:val="single"/>
+                <w:lang w:val="en-US" w:eastAsia="zh-CN"/>
+              </w:rPr>
+              <w:t>{{党员推荐情况_应到人数}}</w:t>
+            </w:r>
+            <w:r>
+              <w:rPr>
+                <w:rFonts w:hint="eastAsia" w:ascii="仿宋_GB2312" w:hAnsi="仿宋_GB2312" w:eastAsia="仿宋_GB2312" w:cs="仿宋_GB2312"/>
+                <w:kern w:val="0"/>
+                <w:sz w:val="24"/>
+                <w:szCs w:val="24"/>
+                <w:highlight w:val="none"/>
+                <w:u w:val="none"/>
+              </w:rPr>
+              <w:t>名，实到党员</w:t>
+            </w:r>
+            <w:r>
+              <w:rPr>
+                <w:rFonts w:hint="eastAsia" w:ascii="仿宋_GB2312" w:hAnsi="仿宋_GB2312" w:eastAsia="仿宋_GB2312" w:cs="仿宋_GB2312"/>
+                <w:kern w:val="0"/>
+                <w:sz w:val="24"/>
+                <w:szCs w:val="24"/>
+                <w:highlight w:val="none"/>
+                <w:u w:val="single"/>
+                <w:lang w:val="en-US" w:eastAsia="zh-CN"/>
+              </w:rPr>
+              <w:t>{{党员推荐情况_实到人数}}</w:t>
+            </w:r>
+            <w:r>
+              <w:rPr>
+                <w:rFonts w:hint="eastAsia" w:ascii="仿宋_GB2312" w:hAnsi="仿宋_GB2312" w:eastAsia="仿宋_GB2312" w:cs="仿宋_GB2312"/>
+                <w:kern w:val="0"/>
+                <w:sz w:val="24"/>
+                <w:szCs w:val="24"/>
+                <w:highlight w:val="none"/>
+                <w:u w:val="none"/>
+              </w:rPr>
+              <w:t>名。</w:t>
+            </w:r>
+            <w:r>
+              <w:rPr>
                 <w:rFonts w:hint="default" w:ascii="仿宋_GB2312" w:hAnsi="仿宋_GB2312" w:eastAsia="仿宋_GB2312" w:cs="仿宋_GB2312"/>
                 <w:sz w:val="24"/>
                 <w:szCs w:val="24"/>
                 <w:highlight w:val="none"/>
+              </w:rPr>
+              <w:t>共有</w:t>
+            </w:r>
+            <w:r>
+              <w:rPr>
+                <w:rFonts w:hint="eastAsia" w:ascii="仿宋_GB2312" w:hAnsi="仿宋_GB2312" w:eastAsia="仿宋_GB2312" w:cs="仿宋_GB2312"/>
+                <w:sz w:val="24"/>
+                <w:szCs w:val="24"/>
+                <w:highlight w:val="none"/>
+                <w:u w:val="single"/>
+                <w:lang w:val="en-US" w:eastAsia="zh-CN"/>
+              </w:rPr>
+              <w:t>{{党员推荐情况_同意推荐的人数}}</w:t>
+            </w:r>
+            <w:r>
+              <w:rPr>
+                <w:rFonts w:hint="default" w:ascii="仿宋_GB2312" w:hAnsi="仿宋_GB2312" w:eastAsia="仿宋_GB2312" w:cs="仿宋_GB2312"/>
+                <w:sz w:val="24"/>
+                <w:szCs w:val="24"/>
+                <w:highlight w:val="none"/>
+              </w:rPr>
+              <w:t>名党员推荐</w:t>
+            </w:r>
+            <w:r>
+              <w:rPr>
+                <w:rFonts w:hint="eastAsia" w:ascii="仿宋_GB2312" w:hAnsi="仿宋_GB2312" w:eastAsia="仿宋_GB2312" w:cs="仿宋_GB2312"/>
+                <w:sz w:val="24"/>
+                <w:szCs w:val="24"/>
+                <w:highlight w:val="none"/>
+                <w:u w:val="single"/>
+                <w:lang w:val="en-US" w:eastAsia="zh-CN"/>
+              </w:rPr>
+              <w:t>{{姓名}}</w:t>
+            </w:r>
+            <w:r>
+              <w:rPr>
+                <w:rFonts w:hint="eastAsia" w:ascii="仿宋_GB2312" w:hAnsi="仿宋_GB2312" w:eastAsia="仿宋_GB2312" w:cs="仿宋_GB2312"/>
+                <w:sz w:val="24"/>
+                <w:szCs w:val="24"/>
+                <w:highlight w:val="none"/>
+                <w:u w:val="single"/>
+              </w:rPr>
+              <w:t xml:space="preserve">  </w:t>
+            </w:r>
+            <w:r>
+              <w:rPr>
+                <w:rFonts w:hint="default" w:ascii="仿宋_GB2312" w:hAnsi="仿宋_GB2312" w:eastAsia="仿宋_GB2312" w:cs="仿宋_GB2312"/>
+                <w:sz w:val="24"/>
+                <w:szCs w:val="24"/>
+                <w:highlight w:val="none"/>
+              </w:rPr>
+              <w:t>同志作为入党积极分子人选</w:t>
+            </w:r>
+            <w:r>
+              <w:rPr>
+                <w:rFonts w:hint="eastAsia" w:ascii="仿宋_GB2312" w:hAnsi="仿宋_GB2312" w:eastAsia="仿宋_GB2312" w:cs="仿宋_GB2312"/>
+                <w:sz w:val="24"/>
+                <w:szCs w:val="24"/>
+                <w:highlight w:val="none"/>
+                <w:lang w:eastAsia="zh-CN"/>
+              </w:rPr>
+              <w:t>。</w:t>
+            </w:r>
+          </w:p>
+          <w:p>
+            <w:pPr>
+              <w:spacing w:line="400" w:lineRule="exact"/>
+              <w:jc w:val="left"/>
+              <w:rPr>
+                <w:rFonts w:hint="eastAsia" w:ascii="仿宋_GB2312" w:hAnsi="仿宋_GB2312" w:eastAsia="仿宋_GB2312" w:cs="仿宋_GB2312"/>
+                <w:sz w:val="24"/>
+                <w:szCs w:val="24"/>
+                <w:highlight w:val="none"/>
+                <w:lang w:eastAsia="zh-CN"/>
+              </w:rPr>
+            </w:pPr>
+          </w:p>
+          <w:p>
+            <w:pPr>
+              <w:wordWrap w:val="0"/>
+              <w:spacing w:line="400" w:lineRule="exact"/>
+              <w:jc w:val="right"/>
+              <w:rPr>
+                <w:rFonts w:hint="default" w:ascii="仿宋_GB2312" w:hAnsi="仿宋_GB2312" w:eastAsia="仿宋_GB2312" w:cs="仿宋_GB2312"/>
+                <w:sz w:val="24"/>
+                <w:szCs w:val="24"/>
+                <w:highlight w:val="none"/>
                 <w:u w:val="none"/>
+                <w:lang w:val="en-US" w:eastAsia="zh-CN"/>
               </w:rPr>
             </w:pPr>
             <w:r>
@@ -679,71 +634,33 @@
                 <w:highlight w:val="none"/>
                 <w:u w:val="none"/>
               </w:rPr>
-              <w:t xml:space="preserve">                         </w:t>
+              <w:t>党支部书记签字（盖章）：</w:t>
+            </w:r>
+            <w:r>
+              <w:rPr>
+                <w:rFonts w:hint="eastAsia" w:ascii="仿宋_GB2312" w:hAnsi="仿宋_GB2312" w:eastAsia="仿宋_GB2312" w:cs="仿宋_GB2312"/>
+                <w:sz w:val="24"/>
+                <w:szCs w:val="24"/>
+                <w:highlight w:val="none"/>
+                <w:u w:val="none"/>
+                <w:lang w:val="en-US" w:eastAsia="zh-CN"/>
+              </w:rPr>
+              <w:t xml:space="preserve">            </w:t>
             </w:r>
           </w:p>
           <w:p>
             <w:pPr>
               <w:spacing w:line="400" w:lineRule="exact"/>
-              <w:ind w:firstLine="560"/>
-              <w:jc w:val="left"/>
+              <w:jc w:val="right"/>
               <w:rPr>
                 <w:rFonts w:hint="default" w:ascii="仿宋_GB2312" w:hAnsi="仿宋_GB2312" w:eastAsia="仿宋_GB2312" w:cs="仿宋_GB2312"/>
                 <w:sz w:val="24"/>
                 <w:szCs w:val="24"/>
                 <w:highlight w:val="none"/>
                 <w:u w:val="none"/>
-              </w:rPr>
-            </w:pPr>
-          </w:p>
-          <w:p>
-            <w:pPr>
-              <w:spacing w:line="400" w:lineRule="exact"/>
-              <w:ind w:firstLine="560"/>
-              <w:jc w:val="left"/>
-              <w:rPr>
-                <w:rFonts w:hint="default" w:ascii="仿宋_GB2312" w:hAnsi="仿宋_GB2312" w:eastAsia="仿宋_GB2312" w:cs="仿宋_GB2312"/>
-                <w:sz w:val="24"/>
-                <w:szCs w:val="24"/>
-                <w:highlight w:val="none"/>
-                <w:u w:val="none"/>
-              </w:rPr>
-            </w:pPr>
-            <w:r>
-              <w:rPr>
-                <w:rFonts w:hint="default" w:ascii="仿宋_GB2312" w:hAnsi="仿宋_GB2312" w:eastAsia="仿宋_GB2312" w:cs="仿宋_GB2312"/>
-                <w:sz w:val="24"/>
-                <w:szCs w:val="24"/>
-                <w:highlight w:val="none"/>
-                <w:u w:val="none"/>
-              </w:rPr>
-              <w:t xml:space="preserve">                          党支部书记签字（盖章）：</w:t>
-            </w:r>
-          </w:p>
-          <w:p>
-            <w:pPr>
-              <w:spacing w:line="400" w:lineRule="exact"/>
-              <w:ind w:firstLine="560"/>
-              <w:jc w:val="left"/>
-              <w:rPr>
-                <w:rFonts w:hint="default" w:ascii="仿宋_GB2312" w:hAnsi="仿宋_GB2312" w:eastAsia="仿宋_GB2312" w:cs="仿宋_GB2312"/>
-                <w:sz w:val="24"/>
-                <w:szCs w:val="24"/>
-                <w:highlight w:val="none"/>
-                <w:u w:val="none"/>
-                <w:lang w:val="en-US" w:eastAsia="zh-CN"/>
-              </w:rPr>
-            </w:pPr>
-            <w:r>
-              <w:rPr>
-                <w:rFonts w:hint="default" w:ascii="仿宋_GB2312" w:hAnsi="仿宋_GB2312" w:eastAsia="仿宋_GB2312" w:cs="仿宋_GB2312"/>
-                <w:sz w:val="24"/>
-                <w:szCs w:val="24"/>
-                <w:highlight w:val="none"/>
-                <w:u w:val="none"/>
-              </w:rPr>
-              <w:t xml:space="preserve">                              </w:t>
-            </w:r>
+                <w:lang w:val="en-US" w:eastAsia="zh-CN"/>
+              </w:rPr>
+            </w:pPr>
             <w:r>
               <w:rPr>
                 <w:rFonts w:hint="eastAsia" w:ascii="仿宋_GB2312" w:hAnsi="仿宋_GB2312" w:eastAsia="仿宋_GB2312" w:cs="仿宋_GB2312"/>
@@ -841,46 +758,28 @@
               <w:right w:val="single" w:color="auto" w:sz="4" w:space="0"/>
             </w:tcBorders>
             <w:noWrap w:val="0"/>
-            <w:vAlign w:val="center"/>
+            <w:vAlign w:val="top"/>
           </w:tcPr>
           <w:p>
             <w:pPr>
               <w:keepNext w:val="0"/>
               <w:keepLines w:val="0"/>
+              <w:pageBreakBefore w:val="0"/>
               <w:widowControl w:val="0"/>
               <w:suppressLineNumbers w:val="0"/>
+              <w:kinsoku/>
+              <w:wordWrap/>
+              <w:overflowPunct/>
+              <w:topLinePunct w:val="0"/>
+              <w:autoSpaceDE/>
+              <w:autoSpaceDN/>
+              <w:bidi w:val="0"/>
+              <w:adjustRightInd/>
+              <w:snapToGrid/>
               <w:spacing w:before="0" w:beforeAutospacing="0" w:after="0" w:afterAutospacing="0"/>
-              <w:ind w:left="0" w:right="0"/>
+              <w:ind w:left="0" w:right="0" w:firstLine="480" w:firstLineChars="200"/>
               <w:jc w:val="both"/>
-              <w:rPr>
-                <w:rFonts w:hint="default" w:ascii="宋体" w:hAnsi="宋体"/>
-                <w:kern w:val="0"/>
-                <w:sz w:val="28"/>
-                <w:szCs w:val="28"/>
-                <w:highlight w:val="none"/>
-              </w:rPr>
-            </w:pPr>
-            <w:r>
-              <w:rPr>
-                <w:rFonts w:hint="eastAsia" w:ascii="仿宋_GB2312" w:hAnsi="Times New Roman" w:eastAsia="仿宋_GB2312" w:cs="仿宋_GB2312"/>
-                <w:kern w:val="0"/>
-                <w:sz w:val="24"/>
-                <w:szCs w:val="24"/>
-                <w:lang w:val="en-US" w:eastAsia="zh-CN" w:bidi="ar"/>
-              </w:rPr>
-              <w:t xml:space="preserve">   </w:t>
-            </w:r>
-            <w:r>
-              <w:rPr>
-                <w:rFonts w:hint="default" w:ascii="仿宋_GB2312" w:eastAsia="仿宋_GB2312" w:cs="仿宋_GB2312"/>
-                <w:kern w:val="0"/>
-                <w:sz w:val="24"/>
-                <w:szCs w:val="24"/>
-                <w:lang w:eastAsia="zh-CN" w:bidi="ar"/>
-              </w:rPr>
-              <w:t xml:space="preserve"> </w:t>
-            </w:r>
-            <w:r>
+              <w:textAlignment w:val="auto"/>
               <w:rPr>
                 <w:rFonts w:hint="eastAsia" w:ascii="仿宋_GB2312" w:eastAsia="仿宋_GB2312" w:cs="仿宋_GB2312"/>
                 <w:kern w:val="0"/>
@@ -889,18 +788,35 @@
                 <w:u w:val="single"/>
                 <w:lang w:val="en-US" w:eastAsia="zh-CN" w:bidi="ar"/>
               </w:rPr>
-              <w:t>{{党支部意见_会议日期}}</w:t>
-            </w:r>
-            <w:r>
-              <w:rPr>
-                <w:rFonts w:hint="eastAsia" w:ascii="仿宋_GB2312" w:hAnsi="Times New Roman" w:eastAsia="仿宋_GB2312" w:cs="仿宋_GB2312"/>
-                <w:kern w:val="0"/>
-                <w:sz w:val="24"/>
-                <w:szCs w:val="24"/>
-                <w:lang w:val="en-US" w:eastAsia="zh-CN" w:bidi="ar"/>
-              </w:rPr>
-              <w:t>党支部召开</w:t>
-            </w:r>
+            </w:pPr>
+          </w:p>
+          <w:p>
+            <w:pPr>
+              <w:keepNext w:val="0"/>
+              <w:keepLines w:val="0"/>
+              <w:pageBreakBefore w:val="0"/>
+              <w:widowControl w:val="0"/>
+              <w:suppressLineNumbers w:val="0"/>
+              <w:kinsoku/>
+              <w:wordWrap/>
+              <w:overflowPunct/>
+              <w:topLinePunct w:val="0"/>
+              <w:autoSpaceDE/>
+              <w:autoSpaceDN/>
+              <w:bidi w:val="0"/>
+              <w:adjustRightInd/>
+              <w:snapToGrid/>
+              <w:spacing w:before="0" w:beforeAutospacing="0" w:after="0" w:afterAutospacing="0"/>
+              <w:ind w:left="0" w:right="0" w:firstLine="480" w:firstLineChars="200"/>
+              <w:jc w:val="both"/>
+              <w:textAlignment w:val="auto"/>
+              <w:rPr>
+                <w:rFonts w:hint="default" w:ascii="仿宋_GB2312" w:hAnsi="仿宋_GB2312" w:eastAsia="仿宋_GB2312" w:cs="仿宋_GB2312"/>
+                <w:sz w:val="24"/>
+                <w:szCs w:val="24"/>
+                <w:highlight w:val="none"/>
+              </w:rPr>
+            </w:pPr>
             <w:r>
               <w:rPr>
                 <w:rFonts w:hint="eastAsia" w:ascii="仿宋_GB2312" w:eastAsia="仿宋_GB2312" w:cs="仿宋_GB2312"/>
@@ -910,17 +826,38 @@
                 <w:u w:val="single"/>
                 <w:lang w:val="en-US" w:eastAsia="zh-CN" w:bidi="ar"/>
               </w:rPr>
-              <w:t>{{党支部意见_会议形式}}</w:t>
+              <w:t>{{党支部意见_会议日期}}</w:t>
             </w:r>
             <w:r>
               <w:rPr>
                 <w:rFonts w:hint="eastAsia" w:ascii="仿宋_GB2312" w:hAnsi="Times New Roman" w:eastAsia="仿宋_GB2312" w:cs="仿宋_GB2312"/>
+                <w:kern w:val="0"/>
+                <w:sz w:val="24"/>
+                <w:szCs w:val="24"/>
+                <w:lang w:val="en-US" w:eastAsia="zh-CN" w:bidi="ar"/>
+              </w:rPr>
+              <w:t>党支部召开</w:t>
+            </w:r>
+            <w:r>
+              <w:rPr>
+                <w:rFonts w:hint="eastAsia" w:ascii="仿宋_GB2312" w:eastAsia="仿宋_GB2312" w:cs="仿宋_GB2312"/>
                 <w:kern w:val="0"/>
                 <w:sz w:val="24"/>
                 <w:szCs w:val="24"/>
                 <w:u w:val="single"/>
                 <w:lang w:val="en-US" w:eastAsia="zh-CN" w:bidi="ar"/>
               </w:rPr>
+              <w:t>{{党支部意见_会议形式}}</w:t>
+            </w:r>
+            <w:r>
+              <w:rPr>
+                <w:rFonts w:hint="eastAsia" w:ascii="仿宋_GB2312" w:hAnsi="Times New Roman" w:eastAsia="仿宋_GB2312" w:cs="仿宋_GB2312"/>
+                <w:kern w:val="0"/>
+                <w:sz w:val="24"/>
+                <w:szCs w:val="24"/>
+                <w:u w:val="single"/>
+                <w:lang w:val="en-US" w:eastAsia="zh-CN" w:bidi="ar"/>
+              </w:rPr>
               <w:t xml:space="preserve">   </w:t>
             </w:r>
             <w:r>
@@ -952,34 +889,12 @@
                 <w:szCs w:val="24"/>
                 <w:highlight w:val="none"/>
                 <w:u w:val="single"/>
-              </w:rPr>
-              <w:t xml:space="preserve"> </w:t>
-            </w:r>
-            <w:r>
-              <w:rPr>
-                <w:rFonts w:hint="eastAsia" w:ascii="仿宋_GB2312" w:hAnsi="仿宋_GB2312" w:eastAsia="仿宋_GB2312" w:cs="仿宋_GB2312"/>
-                <w:kern w:val="0"/>
-                <w:sz w:val="24"/>
-                <w:szCs w:val="24"/>
-                <w:highlight w:val="none"/>
-                <w:u w:val="single"/>
                 <w:lang w:val="en-US" w:eastAsia="zh-CN"/>
               </w:rPr>
               <w:t>{{姓名}}</w:t>
             </w:r>
             <w:r>
               <w:rPr>
-                <w:rFonts w:hint="eastAsia" w:ascii="仿宋_GB2312" w:hAnsi="仿宋_GB2312" w:eastAsia="仿宋_GB2312" w:cs="仿宋_GB2312"/>
-                <w:kern w:val="0"/>
-                <w:sz w:val="24"/>
-                <w:szCs w:val="24"/>
-                <w:highlight w:val="none"/>
-                <w:u w:val="single"/>
-              </w:rPr>
-              <w:t xml:space="preserve"> </w:t>
-            </w:r>
-            <w:r>
-              <w:rPr>
                 <w:rFonts w:hint="default" w:ascii="仿宋_GB2312" w:hAnsi="仿宋_GB2312" w:eastAsia="仿宋_GB2312" w:cs="仿宋_GB2312"/>
                 <w:sz w:val="24"/>
                 <w:szCs w:val="24"/>
@@ -987,6 +902,62 @@
               </w:rPr>
               <w:t>同志为入党积极分子。</w:t>
             </w:r>
+          </w:p>
+          <w:p>
+            <w:pPr>
+              <w:keepNext w:val="0"/>
+              <w:keepLines w:val="0"/>
+              <w:pageBreakBefore w:val="0"/>
+              <w:widowControl w:val="0"/>
+              <w:suppressLineNumbers w:val="0"/>
+              <w:kinsoku/>
+              <w:wordWrap/>
+              <w:overflowPunct/>
+              <w:topLinePunct w:val="0"/>
+              <w:autoSpaceDE/>
+              <w:autoSpaceDN/>
+              <w:bidi w:val="0"/>
+              <w:adjustRightInd/>
+              <w:snapToGrid/>
+              <w:spacing w:before="0" w:beforeAutospacing="0" w:after="0" w:afterAutospacing="0"/>
+              <w:ind w:left="0" w:right="0" w:firstLine="480" w:firstLineChars="200"/>
+              <w:jc w:val="both"/>
+              <w:textAlignment w:val="auto"/>
+              <w:rPr>
+                <w:rFonts w:hint="default" w:ascii="仿宋_GB2312" w:hAnsi="仿宋_GB2312" w:eastAsia="仿宋_GB2312" w:cs="仿宋_GB2312"/>
+                <w:sz w:val="24"/>
+                <w:szCs w:val="24"/>
+                <w:highlight w:val="none"/>
+              </w:rPr>
+            </w:pPr>
+          </w:p>
+          <w:p>
+            <w:pPr>
+              <w:keepNext w:val="0"/>
+              <w:keepLines w:val="0"/>
+              <w:pageBreakBefore w:val="0"/>
+              <w:widowControl w:val="0"/>
+              <w:suppressLineNumbers w:val="0"/>
+              <w:kinsoku/>
+              <w:wordWrap/>
+              <w:overflowPunct/>
+              <w:topLinePunct w:val="0"/>
+              <w:autoSpaceDE/>
+              <w:autoSpaceDN/>
+              <w:bidi w:val="0"/>
+              <w:adjustRightInd/>
+              <w:snapToGrid/>
+              <w:spacing w:before="0" w:beforeAutospacing="0" w:after="0" w:afterAutospacing="0"/>
+              <w:ind w:left="0" w:right="0" w:firstLine="480" w:firstLineChars="200"/>
+              <w:jc w:val="both"/>
+              <w:textAlignment w:val="auto"/>
+              <w:rPr>
+                <w:rFonts w:hint="eastAsia" w:ascii="仿宋_GB2312" w:hAnsi="仿宋_GB2312" w:eastAsia="仿宋_GB2312" w:cs="仿宋_GB2312"/>
+                <w:sz w:val="24"/>
+                <w:szCs w:val="24"/>
+                <w:highlight w:val="none"/>
+              </w:rPr>
+            </w:pPr>
           </w:p>
           <w:p>
             <w:pPr>
@@ -1004,17 +975,37 @@
               <w:adjustRightInd/>
               <w:snapToGrid/>
               <w:spacing w:line="400" w:lineRule="exact"/>
-              <w:ind w:right="561"/>
-              <w:jc w:val="center"/>
+              <w:ind w:right="0"/>
+              <w:jc w:val="right"/>
               <w:textAlignment w:val="auto"/>
               <w:rPr>
-                <w:rFonts w:hint="eastAsia" w:ascii="宋体" w:hAnsi="宋体"/>
-                <w:kern w:val="0"/>
-                <w:sz w:val="28"/>
-                <w:szCs w:val="28"/>
-                <w:highlight w:val="none"/>
-              </w:rPr>
-            </w:pPr>
+                <w:rFonts w:hint="eastAsia" w:ascii="仿宋_GB2312" w:hAnsi="仿宋_GB2312" w:eastAsia="仿宋_GB2312" w:cs="仿宋_GB2312"/>
+                <w:sz w:val="24"/>
+                <w:szCs w:val="24"/>
+                <w:highlight w:val="none"/>
+                <w:u w:val="none"/>
+              </w:rPr>
+            </w:pPr>
+            <w:r>
+              <w:rPr>
+                <w:rFonts w:hint="default" w:ascii="仿宋_GB2312" w:hAnsi="仿宋_GB2312" w:eastAsia="仿宋_GB2312" w:cs="仿宋_GB2312"/>
+                <w:sz w:val="24"/>
+                <w:szCs w:val="24"/>
+                <w:highlight w:val="none"/>
+                <w:u w:val="none"/>
+              </w:rPr>
+              <w:t>党</w:t>
+            </w:r>
+            <w:r>
+              <w:rPr>
+                <w:rFonts w:hint="eastAsia" w:ascii="仿宋_GB2312" w:hAnsi="仿宋_GB2312" w:eastAsia="仿宋_GB2312" w:cs="仿宋_GB2312"/>
+                <w:sz w:val="24"/>
+                <w:szCs w:val="24"/>
+                <w:highlight w:val="none"/>
+                <w:u w:val="none"/>
+              </w:rPr>
+              <w:t>支部书记签字(盖章)：</w:t>
+            </w:r>
           </w:p>
           <w:p>
             <w:pPr>
@@ -1032,58 +1023,10 @@
               <w:adjustRightInd/>
               <w:snapToGrid/>
               <w:spacing w:line="400" w:lineRule="exact"/>
-              <w:ind w:right="561"/>
-              <w:jc w:val="center"/>
+              <w:ind w:right="0"/>
+              <w:jc w:val="right"/>
               <w:textAlignment w:val="auto"/>
               <w:rPr>
-                <w:rFonts w:hint="eastAsia" w:ascii="宋体" w:hAnsi="宋体"/>
-                <w:kern w:val="0"/>
-                <w:sz w:val="28"/>
-                <w:szCs w:val="28"/>
-                <w:highlight w:val="none"/>
-              </w:rPr>
-            </w:pPr>
-          </w:p>
-          <w:p>
-            <w:pPr>
-              <w:spacing w:line="400" w:lineRule="exact"/>
-              <w:ind w:right="560" w:firstLine="240" w:firstLineChars="100"/>
-              <w:jc w:val="center"/>
-              <w:rPr>
-                <w:rFonts w:hint="eastAsia" w:ascii="仿宋_GB2312" w:hAnsi="仿宋_GB2312" w:eastAsia="仿宋_GB2312" w:cs="仿宋_GB2312"/>
-                <w:sz w:val="24"/>
-                <w:szCs w:val="24"/>
-                <w:highlight w:val="none"/>
-                <w:u w:val="none"/>
-              </w:rPr>
-            </w:pPr>
-            <w:r>
-              <w:rPr>
-                <w:rFonts w:hint="default" w:ascii="仿宋_GB2312" w:hAnsi="仿宋_GB2312" w:eastAsia="仿宋_GB2312" w:cs="仿宋_GB2312"/>
-                <w:sz w:val="24"/>
-                <w:szCs w:val="24"/>
-                <w:highlight w:val="none"/>
-                <w:u w:val="none"/>
-              </w:rPr>
-              <w:t xml:space="preserve">                          党</w:t>
-            </w:r>
-            <w:r>
-              <w:rPr>
-                <w:rFonts w:hint="eastAsia" w:ascii="仿宋_GB2312" w:hAnsi="仿宋_GB2312" w:eastAsia="仿宋_GB2312" w:cs="仿宋_GB2312"/>
-                <w:sz w:val="24"/>
-                <w:szCs w:val="24"/>
-                <w:highlight w:val="none"/>
-                <w:u w:val="none"/>
-              </w:rPr>
-              <w:t>支部书记签字(盖章)：</w:t>
-            </w:r>
-          </w:p>
-          <w:p>
-            <w:pPr>
-              <w:spacing w:line="400" w:lineRule="exact"/>
-              <w:ind w:right="560" w:firstLine="240" w:firstLineChars="100"/>
-              <w:jc w:val="center"/>
-              <w:rPr>
                 <w:rFonts w:hint="default" w:ascii="宋体" w:hAnsi="宋体" w:eastAsia="仿宋_GB2312"/>
                 <w:kern w:val="0"/>
                 <w:sz w:val="28"/>
@@ -1092,37 +1035,6 @@
                 <w:lang w:val="en-US" w:eastAsia="zh-CN"/>
               </w:rPr>
             </w:pPr>
-            <w:r>
-              <w:rPr>
-                <w:rFonts w:hint="default" w:ascii="仿宋_GB2312" w:hAnsi="仿宋_GB2312" w:eastAsia="仿宋_GB2312" w:cs="仿宋_GB2312"/>
-                <w:sz w:val="24"/>
-                <w:szCs w:val="24"/>
-                <w:highlight w:val="none"/>
-                <w:u w:val="none"/>
-              </w:rPr>
-              <w:t xml:space="preserve">                      </w:t>
-            </w:r>
-            <w:r>
-              <w:rPr>
-                <w:rFonts w:hint="eastAsia" w:ascii="仿宋_GB2312" w:hAnsi="仿宋_GB2312" w:eastAsia="仿宋_GB2312" w:cs="仿宋_GB2312"/>
-                <w:sz w:val="24"/>
-                <w:szCs w:val="24"/>
-                <w:highlight w:val="none"/>
-                <w:u w:val="none"/>
-                <w:lang w:val="en-US" w:eastAsia="zh-CN"/>
-              </w:rPr>
-              <w:t xml:space="preserve">      </w:t>
-            </w:r>
-            <w:r>
-              <w:rPr>
-                <w:rFonts w:hint="default" w:ascii="仿宋_GB2312" w:hAnsi="仿宋_GB2312" w:eastAsia="仿宋_GB2312" w:cs="仿宋_GB2312"/>
-                <w:sz w:val="24"/>
-                <w:szCs w:val="24"/>
-                <w:highlight w:val="none"/>
-                <w:u w:val="none"/>
-              </w:rPr>
-              <w:t xml:space="preserve">  </w:t>
-            </w:r>
             <w:r>
               <w:rPr>
                 <w:rFonts w:hint="eastAsia" w:ascii="仿宋_GB2312" w:hAnsi="仿宋_GB2312" w:eastAsia="仿宋_GB2312" w:cs="仿宋_GB2312"/>
@@ -1226,67 +1138,23 @@
           </w:tcPr>
           <w:p>
             <w:pPr>
+              <w:keepNext w:val="0"/>
+              <w:keepLines w:val="0"/>
+              <w:pageBreakBefore w:val="0"/>
+              <w:widowControl w:val="0"/>
+              <w:kinsoku/>
+              <w:wordWrap/>
+              <w:overflowPunct/>
+              <w:topLinePunct w:val="0"/>
+              <w:autoSpaceDE/>
+              <w:autoSpaceDN/>
+              <w:bidi w:val="0"/>
+              <w:adjustRightInd/>
+              <w:snapToGrid/>
               <w:spacing w:line="400" w:lineRule="exact"/>
-              <w:ind w:right="560" w:firstLine="280" w:firstLineChars="100"/>
-              <w:rPr>
-                <w:rFonts w:hint="default" w:ascii="宋体" w:hAnsi="宋体"/>
-                <w:kern w:val="0"/>
-                <w:sz w:val="28"/>
-                <w:szCs w:val="28"/>
-                <w:highlight w:val="none"/>
-              </w:rPr>
-            </w:pPr>
-            <w:r>
-              <w:rPr>
-                <w:rFonts w:hint="eastAsia" w:ascii="宋体" w:hAnsi="宋体"/>
-                <w:kern w:val="0"/>
-                <w:sz w:val="28"/>
-                <w:szCs w:val="28"/>
-                <w:highlight w:val="none"/>
-              </w:rPr>
-              <w:t xml:space="preserve">       </w:t>
-            </w:r>
-            <w:r>
-              <w:rPr>
-                <w:rFonts w:hint="default" w:ascii="宋体" w:hAnsi="宋体"/>
-                <w:kern w:val="0"/>
-                <w:sz w:val="28"/>
-                <w:szCs w:val="28"/>
-                <w:highlight w:val="none"/>
-              </w:rPr>
-              <w:t xml:space="preserve">        </w:t>
-            </w:r>
-          </w:p>
-          <w:p>
-            <w:pPr>
-              <w:spacing w:line="400" w:lineRule="exact"/>
-              <w:ind w:right="560" w:firstLine="280" w:firstLineChars="100"/>
-              <w:rPr>
-                <w:rFonts w:hint="default" w:ascii="宋体" w:hAnsi="宋体"/>
-                <w:kern w:val="0"/>
-                <w:sz w:val="28"/>
-                <w:szCs w:val="28"/>
-                <w:highlight w:val="none"/>
-              </w:rPr>
-            </w:pPr>
-          </w:p>
-          <w:p>
-            <w:pPr>
-              <w:spacing w:line="400" w:lineRule="exact"/>
-              <w:ind w:right="560" w:firstLine="280" w:firstLineChars="100"/>
-              <w:rPr>
-                <w:rFonts w:hint="default" w:ascii="宋体" w:hAnsi="宋体"/>
-                <w:kern w:val="0"/>
-                <w:sz w:val="28"/>
-                <w:szCs w:val="28"/>
-                <w:highlight w:val="none"/>
-              </w:rPr>
-            </w:pPr>
-          </w:p>
-          <w:p>
-            <w:pPr>
-              <w:spacing w:line="400" w:lineRule="exact"/>
-              <w:ind w:right="560" w:firstLine="280" w:firstLineChars="100"/>
+              <w:ind w:right="561" w:firstLine="560" w:firstLineChars="200"/>
+              <w:jc w:val="left"/>
+              <w:textAlignment w:val="auto"/>
               <w:rPr>
                 <w:rFonts w:hint="eastAsia" w:ascii="仿宋" w:hAnsi="仿宋" w:eastAsia="仿宋" w:cs="仿宋"/>
                 <w:kern w:val="0"/>
@@ -1296,171 +1164,135 @@
                 <w:lang w:val="en-US" w:eastAsia="zh-CN"/>
               </w:rPr>
             </w:pPr>
-            <w:r>
-              <w:rPr>
-                <w:rFonts w:hint="eastAsia" w:ascii="仿宋" w:hAnsi="仿宋" w:eastAsia="仿宋" w:cs="仿宋"/>
-                <w:kern w:val="0"/>
-                <w:sz w:val="28"/>
-                <w:szCs w:val="28"/>
-                <w:highlight w:val="none"/>
-                <w:lang w:val="en-US" w:eastAsia="zh-CN"/>
-              </w:rPr>
-              <w:t>{{上级党委意见_意见内容}}</w:t>
-            </w:r>
-          </w:p>
-          <w:p>
-            <w:pPr>
-              <w:spacing w:line="400" w:lineRule="exact"/>
-              <w:ind w:right="560" w:firstLine="280" w:firstLineChars="100"/>
-              <w:rPr>
-                <w:rFonts w:hint="default" w:ascii="宋体" w:hAnsi="宋体"/>
-                <w:kern w:val="0"/>
-                <w:sz w:val="28"/>
-                <w:szCs w:val="28"/>
-                <w:highlight w:val="none"/>
-              </w:rPr>
-            </w:pPr>
-          </w:p>
-          <w:p>
-            <w:pPr>
-              <w:spacing w:line="400" w:lineRule="exact"/>
-              <w:ind w:right="560"/>
-              <w:rPr>
-                <w:rFonts w:hint="default" w:ascii="宋体" w:hAnsi="宋体"/>
-                <w:kern w:val="0"/>
-                <w:sz w:val="28"/>
-                <w:szCs w:val="28"/>
-                <w:highlight w:val="none"/>
-              </w:rPr>
-            </w:pPr>
-          </w:p>
-          <w:p>
-            <w:pPr>
-              <w:spacing w:line="400" w:lineRule="exact"/>
-              <w:ind w:right="560" w:firstLine="280" w:firstLineChars="100"/>
-              <w:rPr>
-                <w:rFonts w:hint="eastAsia" w:ascii="仿宋_GB2312" w:hAnsi="仿宋_GB2312" w:eastAsia="仿宋_GB2312" w:cs="仿宋_GB2312"/>
-                <w:sz w:val="24"/>
-                <w:szCs w:val="24"/>
-                <w:highlight w:val="none"/>
-                <w:u w:val="none"/>
-              </w:rPr>
-            </w:pPr>
-            <w:r>
-              <w:rPr>
-                <w:rFonts w:hint="default" w:ascii="宋体" w:hAnsi="宋体"/>
-                <w:kern w:val="0"/>
-                <w:sz w:val="28"/>
-                <w:szCs w:val="28"/>
-                <w:highlight w:val="none"/>
-              </w:rPr>
-              <w:t xml:space="preserve">                </w:t>
-            </w:r>
-            <w:r>
-              <w:rPr>
-                <w:rFonts w:hint="eastAsia" w:ascii="宋体" w:hAnsi="宋体"/>
-                <w:kern w:val="0"/>
-                <w:sz w:val="28"/>
-                <w:szCs w:val="28"/>
-                <w:highlight w:val="none"/>
-                <w:lang w:val="en-US" w:eastAsia="zh-CN"/>
-              </w:rPr>
-              <w:t xml:space="preserve">               </w:t>
-            </w:r>
-            <w:r>
-              <w:rPr>
-                <w:rFonts w:hint="default" w:ascii="宋体" w:hAnsi="宋体"/>
-                <w:kern w:val="0"/>
-                <w:sz w:val="28"/>
-                <w:szCs w:val="28"/>
-                <w:highlight w:val="none"/>
-              </w:rPr>
-              <w:t xml:space="preserve"> </w:t>
-            </w:r>
-            <w:r>
-              <w:rPr>
-                <w:rFonts w:hint="eastAsia" w:ascii="仿宋_GB2312" w:hAnsi="仿宋_GB2312" w:eastAsia="仿宋_GB2312" w:cs="仿宋_GB2312"/>
-                <w:sz w:val="24"/>
-                <w:szCs w:val="24"/>
-                <w:highlight w:val="none"/>
-                <w:u w:val="none"/>
-              </w:rPr>
-              <w:t>（盖章）</w:t>
-            </w:r>
-          </w:p>
-          <w:p>
-            <w:pPr>
-              <w:spacing w:line="400" w:lineRule="exact"/>
-              <w:ind w:right="560" w:firstLine="240" w:firstLineChars="100"/>
-              <w:rPr>
-                <w:rFonts w:hint="eastAsia" w:ascii="仿宋_GB2312" w:hAnsi="仿宋_GB2312" w:eastAsia="仿宋_GB2312" w:cs="仿宋_GB2312"/>
-                <w:sz w:val="24"/>
-                <w:szCs w:val="24"/>
-                <w:highlight w:val="none"/>
-                <w:u w:val="none"/>
-                <w:lang w:val="en-US" w:eastAsia="zh-CN"/>
-              </w:rPr>
-            </w:pPr>
-            <w:r>
-              <w:rPr>
-                <w:rFonts w:hint="eastAsia" w:ascii="仿宋_GB2312" w:hAnsi="仿宋_GB2312" w:eastAsia="仿宋_GB2312" w:cs="仿宋_GB2312"/>
-                <w:sz w:val="24"/>
-                <w:szCs w:val="24"/>
-                <w:highlight w:val="none"/>
-                <w:u w:val="none"/>
-              </w:rPr>
-              <w:t xml:space="preserve">                           </w:t>
-            </w:r>
-            <w:r>
-              <w:rPr>
-                <w:rFonts w:hint="eastAsia" w:ascii="仿宋_GB2312" w:hAnsi="仿宋_GB2312" w:eastAsia="仿宋_GB2312" w:cs="仿宋_GB2312"/>
-                <w:sz w:val="24"/>
-                <w:szCs w:val="24"/>
-                <w:highlight w:val="none"/>
-                <w:u w:val="none"/>
-                <w:lang w:val="en-US" w:eastAsia="zh-CN"/>
-              </w:rPr>
-              <w:t xml:space="preserve"> </w:t>
-            </w:r>
-            <w:r>
-              <w:rPr>
-                <w:rFonts w:hint="default" w:ascii="仿宋_GB2312" w:hAnsi="仿宋_GB2312" w:eastAsia="仿宋_GB2312" w:cs="仿宋_GB2312"/>
-                <w:sz w:val="24"/>
-                <w:szCs w:val="24"/>
-                <w:highlight w:val="none"/>
-                <w:u w:val="none"/>
-              </w:rPr>
-              <w:t xml:space="preserve"> </w:t>
-            </w:r>
-            <w:r>
-              <w:rPr>
-                <w:rFonts w:hint="eastAsia" w:ascii="仿宋_GB2312" w:hAnsi="仿宋_GB2312" w:eastAsia="仿宋_GB2312" w:cs="仿宋_GB2312"/>
-                <w:sz w:val="24"/>
-                <w:szCs w:val="24"/>
-                <w:highlight w:val="none"/>
-                <w:u w:val="none"/>
-                <w:lang w:val="en-US" w:eastAsia="zh-CN"/>
-              </w:rPr>
-              <w:t>{{上级党委意见_</w:t>
-            </w:r>
             <w:bookmarkStart w:id="0" w:name="_GoBack"/>
             <w:bookmarkEnd w:id="0"/>
             <w:r>
               <w:rPr>
+                <w:rFonts w:hint="eastAsia" w:ascii="仿宋" w:hAnsi="仿宋" w:eastAsia="仿宋" w:cs="仿宋"/>
+                <w:kern w:val="0"/>
+                <w:sz w:val="28"/>
+                <w:szCs w:val="28"/>
+                <w:highlight w:val="none"/>
+                <w:lang w:val="en-US" w:eastAsia="zh-CN"/>
+              </w:rPr>
+              <w:t>{{上级党委意见_意见内容}}</w:t>
+            </w:r>
+          </w:p>
+          <w:p>
+            <w:pPr>
+              <w:keepNext w:val="0"/>
+              <w:keepLines w:val="0"/>
+              <w:pageBreakBefore w:val="0"/>
+              <w:widowControl w:val="0"/>
+              <w:kinsoku/>
+              <w:wordWrap/>
+              <w:overflowPunct/>
+              <w:topLinePunct w:val="0"/>
+              <w:autoSpaceDE/>
+              <w:autoSpaceDN/>
+              <w:bidi w:val="0"/>
+              <w:adjustRightInd/>
+              <w:snapToGrid/>
+              <w:spacing w:line="400" w:lineRule="exact"/>
+              <w:ind w:right="561" w:firstLine="560" w:firstLineChars="200"/>
+              <w:jc w:val="left"/>
+              <w:textAlignment w:val="auto"/>
+              <w:rPr>
+                <w:rFonts w:hint="default" w:ascii="仿宋" w:hAnsi="仿宋" w:eastAsia="仿宋" w:cs="仿宋"/>
+                <w:kern w:val="0"/>
+                <w:sz w:val="28"/>
+                <w:szCs w:val="28"/>
+                <w:highlight w:val="none"/>
+                <w:lang w:val="en-US" w:eastAsia="zh-CN"/>
+              </w:rPr>
+            </w:pPr>
+          </w:p>
+          <w:p>
+            <w:pPr>
+              <w:keepNext w:val="0"/>
+              <w:keepLines w:val="0"/>
+              <w:pageBreakBefore w:val="0"/>
+              <w:widowControl w:val="0"/>
+              <w:kinsoku/>
+              <w:wordWrap/>
+              <w:overflowPunct/>
+              <w:topLinePunct w:val="0"/>
+              <w:autoSpaceDE/>
+              <w:autoSpaceDN/>
+              <w:bidi w:val="0"/>
+              <w:adjustRightInd/>
+              <w:snapToGrid/>
+              <w:spacing w:line="400" w:lineRule="exact"/>
+              <w:ind w:right="561" w:firstLine="560" w:firstLineChars="200"/>
+              <w:jc w:val="left"/>
+              <w:textAlignment w:val="auto"/>
+              <w:rPr>
+                <w:rFonts w:hint="default" w:ascii="仿宋" w:hAnsi="仿宋" w:eastAsia="仿宋" w:cs="仿宋"/>
+                <w:kern w:val="0"/>
+                <w:sz w:val="28"/>
+                <w:szCs w:val="28"/>
+                <w:highlight w:val="none"/>
+                <w:lang w:val="en-US" w:eastAsia="zh-CN"/>
+              </w:rPr>
+            </w:pPr>
+          </w:p>
+          <w:p>
+            <w:pPr>
+              <w:keepNext w:val="0"/>
+              <w:keepLines w:val="0"/>
+              <w:pageBreakBefore w:val="0"/>
+              <w:widowControl w:val="0"/>
+              <w:kinsoku/>
+              <w:wordWrap/>
+              <w:overflowPunct/>
+              <w:topLinePunct w:val="0"/>
+              <w:autoSpaceDE/>
+              <w:autoSpaceDN/>
+              <w:bidi w:val="0"/>
+              <w:adjustRightInd/>
+              <w:snapToGrid/>
+              <w:spacing w:line="400" w:lineRule="exact"/>
+              <w:ind w:left="0" w:leftChars="0" w:right="850" w:firstLine="0" w:firstLineChars="0"/>
+              <w:jc w:val="right"/>
+              <w:textAlignment w:val="auto"/>
+              <w:rPr>
                 <w:rFonts w:hint="eastAsia" w:ascii="仿宋_GB2312" w:hAnsi="仿宋_GB2312" w:eastAsia="仿宋_GB2312" w:cs="仿宋_GB2312"/>
                 <w:sz w:val="24"/>
                 <w:szCs w:val="24"/>
                 <w:highlight w:val="none"/>
                 <w:u w:val="none"/>
-                <w:lang w:val="en-US" w:eastAsia="zh-CN"/>
-              </w:rPr>
-              <w:t>填写日期}}</w:t>
-            </w:r>
-          </w:p>
-          <w:p>
-            <w:pPr>
+              </w:rPr>
+            </w:pPr>
+            <w:r>
+              <w:rPr>
+                <w:rFonts w:hint="eastAsia" w:ascii="仿宋_GB2312" w:hAnsi="仿宋_GB2312" w:eastAsia="仿宋_GB2312" w:cs="仿宋_GB2312"/>
+                <w:sz w:val="24"/>
+                <w:szCs w:val="24"/>
+                <w:highlight w:val="none"/>
+                <w:u w:val="none"/>
+              </w:rPr>
+              <w:t>（盖章）</w:t>
+            </w:r>
+          </w:p>
+          <w:p>
+            <w:pPr>
+              <w:keepNext w:val="0"/>
+              <w:keepLines w:val="0"/>
+              <w:pageBreakBefore w:val="0"/>
+              <w:widowControl w:val="0"/>
+              <w:kinsoku/>
+              <w:wordWrap/>
+              <w:overflowPunct/>
+              <w:topLinePunct w:val="0"/>
+              <w:autoSpaceDE/>
+              <w:autoSpaceDN/>
+              <w:bidi w:val="0"/>
+              <w:adjustRightInd/>
+              <w:snapToGrid/>
               <w:spacing w:line="400" w:lineRule="exact"/>
-              <w:ind w:right="560" w:firstLine="240" w:firstLineChars="100"/>
+              <w:ind w:left="0" w:leftChars="0" w:right="0" w:firstLine="0" w:firstLineChars="0"/>
+              <w:jc w:val="right"/>
+              <w:textAlignment w:val="auto"/>
               <w:rPr>
                 <w:rFonts w:hint="default" w:ascii="仿宋_GB2312" w:hAnsi="仿宋_GB2312" w:eastAsia="仿宋_GB2312" w:cs="仿宋_GB2312"/>
                 <w:sz w:val="24"/>
@@ -1470,6 +1302,17 @@
                 <w:lang w:val="en-US" w:eastAsia="zh-CN"/>
               </w:rPr>
             </w:pPr>
+            <w:r>
+              <w:rPr>
+                <w:rFonts w:hint="eastAsia" w:ascii="仿宋_GB2312" w:hAnsi="仿宋_GB2312" w:eastAsia="仿宋_GB2312" w:cs="仿宋_GB2312"/>
+                <w:sz w:val="24"/>
+                <w:szCs w:val="24"/>
+                <w:highlight w:val="none"/>
+                <w:u w:val="none"/>
+                <w:lang w:val="en-US" w:eastAsia="zh-CN"/>
+              </w:rPr>
+              <w:t>{{上级党委意见_填写日期}}</w:t>
+            </w:r>
           </w:p>
         </w:tc>
       </w:tr>
